--- a/Filings/Discovery/Plaintiffs_First_Set_of_Requests_for_Production_to_FIE.docx
+++ b/Filings/Discovery/Plaintiffs_First_Set_of_Requests_for_Production_to_FIE.docx
@@ -200,7 +200,7 @@
               <w:spacing w:after="0" w:line="240"/>
             </w:pPr>
             <w:r>
-              <w:t xml:space="preserve">Court File No. ______________</w:t>
+              <w:t xml:space="preserve">Court File No. 27-CV-26-11606</w:t>
             </w:r>
           </w:p>
           <w:p>
@@ -216,7 +216,7 @@
               <w:spacing w:after="0" w:line="240"/>
             </w:pPr>
             <w:r>
-              <w:t xml:space="preserve">Judge: ______________</w:t>
+              <w:t xml:space="preserve">Judge: Jamie Anderson</w:t>
             </w:r>
           </w:p>
         </w:tc>

--- a/Filings/Discovery/Plaintiffs_First_Set_of_Requests_for_Production_to_FIE.docx
+++ b/Filings/Discovery/Plaintiffs_First_Set_of_Requests_for_Production_to_FIE.docx
@@ -1095,6 +1095,59 @@
       </w:r>
       <w:r>
         <w:t xml:space="preserve">All drafts, comments, and revisions of the September 3, 2024 and November 4, 2024 denial letters, and any internal audit, quality-control review, or supervisor sign-off concerning those denials.</w:t>
+      </w:r>
+    </w:p>
+    <w:p>
+      <w:pPr>
+        <w:spacing w:after="160" w:before="0" w:line="240" w:lineRule="auto"/>
+      </w:pPr>
+      <w:r>
+        <w:rPr>
+          <w:b/>
+        </w:rPr>
+        <w:t xml:space="preserve">REQUEST FOR PRODUCTION NO. 31:  </w:t>
+      </w:r>
+      <w:r>
+        <w:t>All policies, procedures, guidelines, manuals, training materials, and standard operating procedures in effect from July 13, 2024 forward governing the retention, review, evaluation, and acceptance or rejection of third-party inspection and engineering reports on property or hail claims, including any quality-control or peer-review process for such reports.</w:t>
+      </w:r>
+    </w:p>
+    <w:p>
+      <w:pPr>
+        <w:spacing w:after="160" w:before="0" w:line="240" w:lineRule="auto"/>
+      </w:pPr>
+      <w:r>
+        <w:rPr>
+          <w:b/>
+        </w:rPr>
+        <w:t xml:space="preserve">REQUEST FOR PRODUCTION NO. 32:  </w:t>
+      </w:r>
+      <w:r>
+        <w:t>All documents reflecting Your review, evaluation, approval, or adoption of the Hancock Claims Consultants and Prieve Engineering reports in The Claim, including internal review notes, checklists, sign-offs, and communications.</w:t>
+      </w:r>
+    </w:p>
+    <w:p>
+      <w:pPr>
+        <w:spacing w:after="160" w:before="0" w:line="240" w:lineRule="auto"/>
+      </w:pPr>
+      <w:r>
+        <w:rPr>
+          <w:i/>
+        </w:rPr>
+        <w:t>[ Optional — delete this note before serving. The following request seeks vendor-pattern discovery and may draw an overbreadth objection; serve it only if you choose to pursue vendor-bias discovery, or narrow it to Minnesota hail claims. ]</w:t>
+      </w:r>
+    </w:p>
+    <w:p>
+      <w:pPr>
+        <w:spacing w:after="160" w:before="0" w:line="240" w:lineRule="auto"/>
+      </w:pPr>
+      <w:r>
+        <w:rPr>
+          <w:b/>
+        </w:rPr>
+        <w:t xml:space="preserve">REQUEST FOR PRODUCTION NO. 33:  </w:t>
+      </w:r>
+      <w:r>
+        <w:t>All vendor-management, selection, oversight, performance-evaluation, and service-agreement documents concerning Hancock Claims Consultants and Prieve Engineering, LLC from January 1, 2020 forward, including documents reflecting the volume of assignments to, and payments made to, each.</w:t>
       </w:r>
     </w:p>
     <w:p>

--- a/Filings/Discovery/Plaintiffs_First_Set_of_Requests_for_Production_to_FIE.docx
+++ b/Filings/Discovery/Plaintiffs_First_Set_of_Requests_for_Production_to_FIE.docx
@@ -719,7 +719,7 @@
         <w:t xml:space="preserve">REQUEST FOR PRODUCTION NO. 5:  </w:t>
       </w:r>
       <w:r>
-        <w:t xml:space="preserve">The complete Prieve Engineering file for File #241008, including the engagement letter, retainer, statement or scope of work, billing records, field notes from the October 9, 2024 inspection, all drafts of the report and the final report, all peer reviews, and all communications between Prieve and You (including any comments on, or instructions to revise, any draft).</w:t>
+        <w:t>The complete Prieve Engineering file for File #241008, including the engagement letter, retainer, statement or scope of work, billing records, field notes from the October 9, 2024 inspection, all drafts of the report and the final report, all peer reviews, and all communications between Prieve and You (including any comments on, or instructions to revise, any draft), and any impact-force, terminal-velocity, hail-size-threshold, or other engineering calculations, analyses, models, or worksheets underlying the report’s conclusions.</w:t>
       </w:r>
     </w:p>
     <w:p>
@@ -779,7 +779,7 @@
         <w:t xml:space="preserve">REQUEST FOR PRODUCTION NO. 9:  </w:t>
       </w:r>
       <w:r>
-        <w:t xml:space="preserve">All retention agreements between You (or any Farmers affiliate) and Prieve Engineering for Minnesota claims from January 1, 2020 forward, with the file number and claim number for each engagement.</w:t>
+        <w:t>All retention agreements between You (or any Farmers affiliate) and Prieve Engineering for Minnesota claims from January 1, 2020 forward, with the file number and claim number for each engagement, together with documents sufficient to identify, for each such engagement, the type of loss and the causation finding reached.</w:t>
       </w:r>
     </w:p>
     <w:p>
@@ -794,7 +794,7 @@
         <w:t xml:space="preserve">REQUEST FOR PRODUCTION NO. 10:  </w:t>
       </w:r>
       <w:r>
-        <w:t xml:space="preserve">All written claims-handling policies, supervisor training materials, and standard operating procedures in effect from July 13, 2024 forward governing hail claims, the evidentiary treatment of non-engineer evidence, the application of exclusions, and the relationship between adjusters and field claim supervisors.</w:t>
+        <w:t>All written claims-handling policies, supervisor training materials, and standard operating procedures in effect from July 13, 2024 forward governing hail claims, the evidentiary treatment of non-engineer evidence, the application of exclusions, and the relationship between adjusters and field claim supervisors. This request includes all document- and record-retention and destruction policies applicable to adjuster inspection notes, draft correspondence and draft denial letters, and claim-system audit-trail records in effect from July 13, 2024 forward.</w:t>
       </w:r>
     </w:p>
     <w:p>
@@ -1064,7 +1064,7 @@
         <w:t xml:space="preserve">REQUEST FOR PRODUCTION NO. 28:  </w:t>
       </w:r>
       <w:r>
-        <w:t xml:space="preserve">All documents identifying Hancock Claims Consultants’ Minnesota engagements from January 1, 2020 forward, including retention agreements and file lists.</w:t>
+        <w:t>All documents identifying Hancock Claims Consultants’ Minnesota engagements from January 1, 2020 forward, including retention agreements and file lists, and documents sufficient to identify the outcome of each such engagement.</w:t>
       </w:r>
     </w:p>
     <w:p>
